--- a/Отчет/Механики оружия и отзыв объектов/Настройка механики для оружия и настройка отзывчивого.docx
+++ b/Отчет/Механики оружия и отзыв объектов/Настройка механики для оружия и настройка отзывчивого.docx
@@ -5,7 +5,7 @@
     <w:sdt>
       <w:sdtPr>
         <w:rPr>
-          <w:rFonts w:ascii="Times New Roman" w:eastAsia="Times New Roman" w:hAnsi="Times New Roman"/>
+          <w:rFonts w:ascii="Times New Roman" w:eastAsia="Times New Roman" w:hAnsi="Times New Roman" w:cstheme="majorBidi"/>
           <w:b/>
           <w:bCs/>
           <w:snapToGrid w:val="0"/>
@@ -20,7 +20,7 @@
       </w:sdtPr>
       <w:sdtEndPr>
         <w:rPr>
-          <w:rFonts w:eastAsiaTheme="majorEastAsia" w:cstheme="majorBidi"/>
+          <w:rFonts w:eastAsiaTheme="majorEastAsia"/>
           <w:snapToGrid/>
           <w:sz w:val="28"/>
           <w:szCs w:val="32"/>
@@ -1050,6 +1050,13 @@
         </w:p>
         <w:sdt>
           <w:sdtPr>
+            <w:rPr>
+              <w:rFonts w:asciiTheme="minorHAnsi" w:eastAsiaTheme="minorHAnsi" w:hAnsiTheme="minorHAnsi" w:cstheme="minorBidi"/>
+              <w:b w:val="0"/>
+              <w:sz w:val="22"/>
+              <w:szCs w:val="22"/>
+              <w:lang w:eastAsia="en-US"/>
+            </w:rPr>
             <w:id w:val="-817878573"/>
             <w:docPartObj>
               <w:docPartGallery w:val="Table of Contents"/>
@@ -1058,11 +1065,7 @@
           </w:sdtPr>
           <w:sdtEndPr>
             <w:rPr>
-              <w:rFonts w:asciiTheme="minorHAnsi" w:eastAsiaTheme="minorHAnsi" w:hAnsiTheme="minorHAnsi" w:cstheme="minorBidi"/>
               <w:bCs/>
-              <w:sz w:val="22"/>
-              <w:szCs w:val="22"/>
-              <w:lang w:eastAsia="en-US"/>
             </w:rPr>
           </w:sdtEndPr>
           <w:sdtContent>
@@ -1456,8 +1459,6 @@
       <w:r>
         <w:t xml:space="preserve">проверить работоспособность; </w:t>
       </w:r>
-      <w:bookmarkStart w:id="2" w:name="_GoBack"/>
-      <w:bookmarkEnd w:id="2"/>
     </w:p>
     <w:p>
       <w:pPr>
@@ -1481,8 +1482,13 @@
     </w:p>
     <w:p>
       <w:pPr>
-        <w:pStyle w:val="af2"/>
-      </w:pPr>
+        <w:pStyle w:val="af0"/>
+        <w:rPr>
+          <w:lang w:val="en-US"/>
+        </w:rPr>
+      </w:pPr>
+      <w:bookmarkStart w:id="2" w:name="_GoBack"/>
+      <w:bookmarkEnd w:id="2"/>
     </w:p>
     <w:sectPr>
       <w:footerReference w:type="default" r:id="rId10"/>
@@ -3937,7 +3943,7 @@
 </file>
 
 <file path=customXml/itemProps1.xml><?xml version="1.0" encoding="utf-8"?>
-<ds:datastoreItem xmlns:ds="http://schemas.openxmlformats.org/officeDocument/2006/customXml" ds:itemID="{4FAA8E44-58FC-4680-8F64-4C86DD294BAA}">
+<ds:datastoreItem xmlns:ds="http://schemas.openxmlformats.org/officeDocument/2006/customXml" ds:itemID="{2515E4EA-2BD4-4F2F-81FC-E5644E3BBB90}">
   <ds:schemaRefs>
     <ds:schemaRef ds:uri="http://schemas.openxmlformats.org/officeDocument/2006/bibliography"/>
   </ds:schemaRefs>
